--- a/regeln/PlayCards – Regelbuch.docx
+++ b/regeln/PlayCards – Regelbuch.docx
@@ -1298,16 +1298,25 @@
         <w:pStyle w:val="NormalWeb"/>
       </w:pPr>
       <w:r>
-        <w:t xml:space="preserve">Ein Spieler erhält </w:t>
+        <w:t xml:space="preserve">Strafpunkte kann ausschließlich der Spieler bekommen, </w:t>
       </w:r>
       <w:r>
         <w:rPr>
           <w:rStyle w:val="Strong"/>
         </w:rPr>
-        <w:t>30 Strafpunkte</w:t>
-      </w:r>
-      <w:r>
-        <w:t>, wenn:</w:t>
+        <w:t xml:space="preserve">der das Spiel beendet hat</w:t>
+      </w:r>
+      <w:r>
+        <w:t xml:space="preserve">. Er erhält </w:t>
+      </w:r>
+      <w:r>
+        <w:rPr>
+          <w:rStyle w:val="Strong"/>
+        </w:rPr>
+        <w:t xml:space="preserve">30 Strafpunkte</w:t>
+      </w:r>
+      <w:r>
+        <w:t xml:space="preserve">, wenn:</w:t>
       </w:r>
     </w:p>
     <w:p>
@@ -1319,43 +1328,72 @@
         </w:numPr>
       </w:pPr>
       <w:r>
-        <w:t xml:space="preserve">seine Hand mehr als </w:t>
+        <w:t xml:space="preserve">seine Hand in dieser Runde mehr als </w:t>
       </w:r>
       <w:r>
         <w:rPr>
           <w:rStyle w:val="Strong"/>
         </w:rPr>
-        <w:t>7 Punkte</w:t>
-      </w:r>
-      <w:r>
-        <w:t xml:space="preserve"> besitzt.</w:t>
-      </w:r>
-    </w:p>
-    <w:p>
-      <w:pPr>
-        <w:pStyle w:val="NormalWeb"/>
-      </w:pPr>
-      <w:r>
-        <w:lastRenderedPageBreak/>
-        <w:t xml:space="preserve">Zusätzlich erhält der Spieler, der das Spiel beendet hat, ebenfalls </w:t>
+        <w:t xml:space="preserve">7 Punkte</w:t>
+      </w:r>
+      <w:r>
+        <w:t xml:space="preserve"> besitzt, oder</w:t>
+      </w:r>
+    </w:p>
+    <w:p>
+      <w:pPr>
+        <w:pStyle w:val="NormalWeb"/>
+        <w:numPr>
+          <w:ilvl w:val="0"/>
+          <w:numId w:val="16"/>
+        </w:numPr>
+      </w:pPr>
+      <w:r>
+        <w:t xml:space="preserve">er </w:t>
       </w:r>
       <w:r>
         <w:rPr>
           <w:rStyle w:val="Strong"/>
         </w:rPr>
-        <w:t>30 Strafpunkte</w:t>
-      </w:r>
-      <w:r>
-        <w:t xml:space="preserve">, falls er </w:t>
+        <w:t xml:space="preserve">nicht die niedrigste Punktzahl</w:t>
+      </w:r>
+      <w:r>
+        <w:t xml:space="preserve"> aller Spieler hat.</w:t>
+      </w:r>
+    </w:p>
+    <w:p>
+      <w:pPr>
+        <w:pStyle w:val="NormalWeb"/>
+      </w:pPr>
+      <w:r>
+        <w:t xml:space="preserve">Treffen beide Fälle zu, bleibt es trotzdem bei </w:t>
       </w:r>
       <w:r>
         <w:rPr>
           <w:rStyle w:val="Strong"/>
         </w:rPr>
-        <w:t>nicht die niedrigste Punktzahl</w:t>
-      </w:r>
-      <w:r>
-        <w:t xml:space="preserve"> aller Spieler hat.</w:t>
+        <w:t xml:space="preserve">höchstens 30 Strafpunkten</w:t>
+      </w:r>
+      <w:r>
+        <w:t xml:space="preserve"> – die Strafen werden nicht addiert. Pro Runde kann also </w:t>
+      </w:r>
+      <w:r>
+        <w:rPr>
+          <w:rStyle w:val="Strong"/>
+        </w:rPr>
+        <w:t xml:space="preserve">höchstens ein Spieler</w:t>
+      </w:r>
+      <w:r>
+        <w:t xml:space="preserve"> Strafpunkte bekommen; alle übrigen Spieler gehen straffrei aus. Maßgeblich ist dabei immer nur die </w:t>
+      </w:r>
+      <w:r>
+        <w:rPr>
+          <w:rStyle w:val="Strong"/>
+        </w:rPr>
+        <w:t xml:space="preserve">Rundenpunktzahl auf der Hand</w:t>
+      </w:r>
+      <w:r>
+        <w:t xml:space="preserve"> des beendenden Spielers, niemals seine Gesamtwertung im Match.</w:t>
       </w:r>
     </w:p>
     <w:p>
